--- a/documentacao/arquivos/garantia-qualidade/LabMedSys - Modulo Garantia da Qualidade - Controle de Desvios - Tela 14 Controle de Emissão de RNC - Anvisa.docx
+++ b/documentacao/arquivos/garantia-qualidade/LabMedSys - Modulo Garantia da Qualidade - Controle de Desvios - Tela 14 Controle de Emissão de RNC - Anvisa.docx
@@ -946,7 +946,7 @@
               <w:rPr>
                 <w:szCs w:val="20"/>
               </w:rPr>
-              <w:t>21/10/2026</w:t>
+              <w:t>22/10/2026</w:t>
             </w:r>
           </w:p>
         </w:tc>
@@ -3519,10 +3519,10 @@
         <w:tblLook w:val="04A0" w:firstRow="1" w:lastRow="0" w:firstColumn="1" w:lastColumn="0" w:noHBand="0" w:noVBand="1"/>
       </w:tblPr>
       <w:tblGrid>
-        <w:gridCol w:w="3238"/>
-        <w:gridCol w:w="935"/>
-        <w:gridCol w:w="4180"/>
-        <w:gridCol w:w="1278"/>
+        <w:gridCol w:w="3023"/>
+        <w:gridCol w:w="922"/>
+        <w:gridCol w:w="4431"/>
+        <w:gridCol w:w="1255"/>
       </w:tblGrid>
       <w:tr>
         <w:trPr>
@@ -3531,7 +3531,7 @@
         </w:trPr>
         <w:tc>
           <w:tcPr>
-            <w:tcW w:w="3238" w:type="dxa"/>
+            <w:tcW w:w="3023" w:type="dxa"/>
             <w:shd w:val="clear" w:color="auto" w:fill="D9D9D9" w:themeFill="background1" w:themeFillShade="D9"/>
           </w:tcPr>
           <w:p>
@@ -3559,7 +3559,7 @@
         </w:tc>
         <w:tc>
           <w:tcPr>
-            <w:tcW w:w="935" w:type="dxa"/>
+            <w:tcW w:w="922" w:type="dxa"/>
             <w:shd w:val="clear" w:color="auto" w:fill="D9D9D9" w:themeFill="background1" w:themeFillShade="D9"/>
           </w:tcPr>
           <w:p>
@@ -3587,7 +3587,7 @@
         </w:tc>
         <w:tc>
           <w:tcPr>
-            <w:tcW w:w="4180" w:type="dxa"/>
+            <w:tcW w:w="4431" w:type="dxa"/>
             <w:shd w:val="clear" w:color="auto" w:fill="D9D9D9" w:themeFill="background1" w:themeFillShade="D9"/>
           </w:tcPr>
           <w:p>
@@ -3615,7 +3615,7 @@
         </w:tc>
         <w:tc>
           <w:tcPr>
-            <w:tcW w:w="1278" w:type="dxa"/>
+            <w:tcW w:w="1255" w:type="dxa"/>
             <w:shd w:val="clear" w:color="auto" w:fill="D9D9D9" w:themeFill="background1" w:themeFillShade="D9"/>
           </w:tcPr>
           <w:p>
@@ -3648,7 +3648,7 @@
         </w:trPr>
         <w:tc>
           <w:tcPr>
-            <w:tcW w:w="3238" w:type="dxa"/>
+            <w:tcW w:w="3023" w:type="dxa"/>
           </w:tcPr>
           <w:p>
             <w:pPr>
@@ -3671,7 +3671,7 @@
         </w:tc>
         <w:tc>
           <w:tcPr>
-            <w:tcW w:w="935" w:type="dxa"/>
+            <w:tcW w:w="922" w:type="dxa"/>
           </w:tcPr>
           <w:p>
             <w:pPr>
@@ -3694,7 +3694,7 @@
         </w:tc>
         <w:tc>
           <w:tcPr>
-            <w:tcW w:w="4180" w:type="dxa"/>
+            <w:tcW w:w="4431" w:type="dxa"/>
           </w:tcPr>
           <w:p>
             <w:pPr>
@@ -3711,13 +3711,13 @@
                 <w:sz w:val="18"/>
                 <w:szCs w:val="20"/>
               </w:rPr>
-              <w:t xml:space="preserve">Imprime o formulário de controle de emissão do ano, com número, data, descrição e divisão. Só entram desvios com pré-avaliação já feita (RN-GQ-D14-03; ControleEmissaoController.cs:36-38)</w:t>
+              <w:t xml:space="preserve">Imprime o formulário de controle de emissão do ano, com número, data, descrição e divisão. Só entram desvios com pré-avaliação já feita (RN-GQ-D14-03; ControleEmissaoController.cs:36-38) Rodada 1 (21/10/2026; CT-GQ-N14-06): confirmado que só os desvios já pré-avaliados entram (001, 002, 003, 005, 006, 009, 010, 014, 027 a 049 e 052 a 059 na massa de teste; DV-GQ-030).</w:t>
             </w:r>
           </w:p>
         </w:tc>
         <w:tc>
           <w:tcPr>
-            <w:tcW w:w="1278" w:type="dxa"/>
+            <w:tcW w:w="1255" w:type="dxa"/>
           </w:tcPr>
           <w:p>
             <w:pPr>
@@ -3745,7 +3745,7 @@
         </w:trPr>
         <w:tc>
           <w:tcPr>
-            <w:tcW w:w="3238" w:type="dxa"/>
+            <w:tcW w:w="3023" w:type="dxa"/>
           </w:tcPr>
           <w:p>
             <w:pPr>
@@ -3768,7 +3768,7 @@
         </w:tc>
         <w:tc>
           <w:tcPr>
-            <w:tcW w:w="935" w:type="dxa"/>
+            <w:tcW w:w="922" w:type="dxa"/>
           </w:tcPr>
           <w:p>
             <w:pPr>
@@ -3791,7 +3791,7 @@
         </w:tc>
         <w:tc>
           <w:tcPr>
-            <w:tcW w:w="4180" w:type="dxa"/>
+            <w:tcW w:w="4431" w:type="dxa"/>
           </w:tcPr>
           <w:p>
             <w:pPr>
@@ -3808,13 +3808,13 @@
                 <w:sz w:val="18"/>
                 <w:szCs w:val="20"/>
               </w:rPr>
-              <w:t xml:space="preserve">Não marca cancelados, não verifica lacunas na numeração e mostra a área atual de quem criou o desvio, não a da época (RN-GQ-D14-04; RN-GQ-D14-05; RN-GQ-D14-07; Reports/DadosRNCFactory.cs:239-252)</w:t>
+              <w:t xml:space="preserve">Não marca cancelados, não verifica lacunas na numeração e mostra a área atual de quem criou o desvio, não a da época (RN-GQ-D14-04; RN-GQ-D14-05; RN-GQ-D14-07; Reports/DadosRNCFactory.cs:239-252) Rodada 1 (CT-GQ-N14-07; DV-GQ-030): os cancelados antes da pré-avaliação (004, 011, 017 e 018) e os ainda não pré-avaliados somem, sem marca, e a numeração fica com buracos sem nenhum aviso de lacuna.</w:t>
             </w:r>
           </w:p>
         </w:tc>
         <w:tc>
           <w:tcPr>
-            <w:tcW w:w="1278" w:type="dxa"/>
+            <w:tcW w:w="1255" w:type="dxa"/>
           </w:tcPr>
           <w:p>
             <w:pPr>
@@ -3831,7 +3831,7 @@
                 <w:sz w:val="18"/>
                 <w:szCs w:val="20"/>
               </w:rPr>
-              <w:t xml:space="preserve">Atende em parte</w:t>
+              <w:t xml:space="preserve">Não atende</w:t>
             </w:r>
           </w:p>
         </w:tc>
@@ -3842,7 +3842,7 @@
         </w:trPr>
         <w:tc>
           <w:tcPr>
-            <w:tcW w:w="3238" w:type="dxa"/>
+            <w:tcW w:w="3023" w:type="dxa"/>
           </w:tcPr>
           <w:p>
             <w:pPr>
@@ -3865,7 +3865,7 @@
         </w:tc>
         <w:tc>
           <w:tcPr>
-            <w:tcW w:w="935" w:type="dxa"/>
+            <w:tcW w:w="922" w:type="dxa"/>
           </w:tcPr>
           <w:p>
             <w:pPr>
@@ -3888,7 +3888,7 @@
         </w:tc>
         <w:tc>
           <w:tcPr>
-            <w:tcW w:w="4180" w:type="dxa"/>
+            <w:tcW w:w="4431" w:type="dxa"/>
           </w:tcPr>
           <w:p>
             <w:pPr>
@@ -3911,7 +3911,7 @@
         </w:tc>
         <w:tc>
           <w:tcPr>
-            <w:tcW w:w="1278" w:type="dxa"/>
+            <w:tcW w:w="1255" w:type="dxa"/>
           </w:tcPr>
           <w:p>
             <w:pPr>
@@ -3939,7 +3939,7 @@
         </w:trPr>
         <w:tc>
           <w:tcPr>
-            <w:tcW w:w="3238" w:type="dxa"/>
+            <w:tcW w:w="3023" w:type="dxa"/>
           </w:tcPr>
           <w:p>
             <w:pPr>
@@ -3962,7 +3962,7 @@
         </w:tc>
         <w:tc>
           <w:tcPr>
-            <w:tcW w:w="935" w:type="dxa"/>
+            <w:tcW w:w="922" w:type="dxa"/>
           </w:tcPr>
           <w:p>
             <w:pPr>
@@ -3985,7 +3985,7 @@
         </w:tc>
         <w:tc>
           <w:tcPr>
-            <w:tcW w:w="4180" w:type="dxa"/>
+            <w:tcW w:w="4431" w:type="dxa"/>
           </w:tcPr>
           <w:p>
             <w:pPr>
@@ -4008,7 +4008,7 @@
         </w:tc>
         <w:tc>
           <w:tcPr>
-            <w:tcW w:w="1278" w:type="dxa"/>
+            <w:tcW w:w="1255" w:type="dxa"/>
           </w:tcPr>
           <w:p>
             <w:pPr>
@@ -4080,7 +4080,7 @@
         <w:rPr>
           <w:szCs w:val="20"/>
         </w:rPr>
-        <w:t xml:space="preserve">1. Mostre todos os números de relatório emitidos neste ano, inclusive os cancelados. O sistema mostra isso hoje? Em parte. Mostra os que passaram pela pré-avaliação; os que não passaram ficam de fora e os cancelados depois dela não vêm marcados. 2. Há algum número faltando na sequência? O sistema mostra isso hoje? Não. A tela não verifica lacunas nem traz total por ano. 3. De que área veio cada relatório? O sistema mostra isso hoje? Em parte. Mostra a área atual de quem criou o desvio, que pode ter mudado. 4. Quando cada relatório foi emitido? O sistema mostra isso hoje? Sim. A coluna DATA traz data e hora do registro.</w:t>
+        <w:t xml:space="preserve">1. Mostre todos os números de relatório emitidos neste ano, inclusive os cancelados. O sistema mostra isso hoje? Em parte. Mostra os que passaram pela pré-avaliação; os que não passaram ficam de fora, inclusive os cancelados antes dela (rodada 1, DV-GQ-030). Os cancelados depois dela não vêm marcados pelo código, mas a tela não permite esse cancelamento. 2. Há algum número faltando na sequência? O sistema mostra isso hoje? Não. A tela não verifica lacunas nem traz total por ano; na rodada 1 a sequência saiu com buracos (004, 007, 008, 011 a 013, 015, 016 e 017 a 026) e sem aviso (DV-GQ-030). 3. De que área veio cada relatório? O sistema mostra isso hoje? Em parte. Mostra a área atual de quem criou o desvio, que pode ter mudado; na rodada 1 a coluna ficou vazia para vários desvios (CT-GQ-F15). 4. Quando cada relatório foi emitido? O sistema mostra isso hoje? Sim. A coluna DATA traz data e hora do registro.</w:t>
       </w:r>
     </w:p>
     <w:p>
@@ -4212,6 +4212,42 @@
     </w:p>
     <w:p>
       <w:pPr>
+        <w:numPr>
+          <w:ilvl w:val="0"/>
+          <w:numId w:val="2"/>
+        </w:numPr>
+        <w:spacing w:after="0" w:line="360" w:lineRule="auto"/>
+        <w:rPr>
+          <w:szCs w:val="20"/>
+        </w:rPr>
+      </w:pPr>
+      <w:r>
+        <w:rPr>
+          <w:szCs w:val="20"/>
+        </w:rPr>
+        <w:t xml:space="preserve">Os cancelados e os ainda não pré-avaliados não podem sumir do controle: foi o que a rodada 1 viu na massa de teste (DV-GQ-030).</w:t>
+      </w:r>
+    </w:p>
+    <w:p>
+      <w:pPr>
+        <w:numPr>
+          <w:ilvl w:val="0"/>
+          <w:numId w:val="2"/>
+        </w:numPr>
+        <w:spacing w:after="0" w:line="360" w:lineRule="auto"/>
+        <w:rPr>
+          <w:szCs w:val="20"/>
+        </w:rPr>
+      </w:pPr>
+      <w:r>
+        <w:rPr>
+          <w:szCs w:val="20"/>
+        </w:rPr>
+        <w:t xml:space="preserve">Imprimir a data no formato do Brasil (DV-GQ-034).</w:t>
+      </w:r>
+    </w:p>
+    <w:p>
+      <w:pPr>
         <w:keepNext/>
         <w:spacing w:before="120" w:after="0" w:line="360" w:lineRule="auto"/>
         <w:rPr>
@@ -4240,7 +4276,7 @@
         <w:rPr>
           <w:szCs w:val="20"/>
         </w:rPr>
-        <w:t xml:space="preserve">Item 9.3.2.3 (Requisitos Operacionais): o Guia lista entre as funções do sistema "Saídas (ex.: relatórios);". A saída desta tela é uma lista impressa que não registra quem a imprimiu nem com que ano (o nome e a hora saem só no rodapé do PDF).</w:t>
+        <w:t xml:space="preserve">Item 9.3.2.3 (Requisitos Operacionais): o Guia lista entre as funções do sistema "Saídas (ex.: relatórios);". A saída desta tela é uma lista impressa (na rodada 1, com a data no formato americano, DV-GQ-034) que não registra quem a imprimiu nem com que ano (o nome e a hora saem só no rodapé do PDF).</w:t>
       </w:r>
     </w:p>
     <w:sectPr>
